--- a/e1/speaking-listening/docs/task3-in-the-kitchen-questions-and-answers.docx
+++ b/e1/speaking-listening/docs/task3-in-the-kitchen-questions-and-answers.docx
@@ -43,19 +43,24 @@
     <w:p>
       <w:pPr>
         <w:pStyle w:val="Heading1"/>
+        <w:keepNext/>
       </w:pPr>
       <w:r>
         <w:t xml:space="preserve">In the Kitchen – Questions and Answers</w:t>
       </w:r>
     </w:p>
     <w:p>
-      <w:pPr/>
+      <w:pPr>
+        <w:keepNext/>
+      </w:pPr>
       <w:r>
         <w:t xml:space="preserve">Name: ______________________    Date: ______________</w:t>
       </w:r>
     </w:p>
     <w:p>
-      <w:pPr/>
+      <w:pPr>
+        <w:keepNext/>
+      </w:pPr>
       <w:r>
         <w:rPr>
           <w:b/>
@@ -102,6 +107,7 @@
     <w:p>
       <w:pPr>
         <w:pStyle w:val="Heading2"/>
+        <w:keepNext/>
       </w:pPr>
       <w:r>
         <w:t xml:space="preserve">Questions</w:t>
@@ -588,6 +594,7 @@
     <w:p>
       <w:pPr>
         <w:pStyle w:val="Heading2"/>
+        <w:keepNext/>
       </w:pPr>
       <w:r>
         <w:t xml:space="preserve">Answers</w:t>
@@ -954,20 +961,6 @@
         </w:tc>
       </w:tr>
     </w:tbl>
-    <w:p>
-      <w:pPr>
-        <w:pStyle w:val="Heading2"/>
-      </w:pPr>
-      <w:r>
-        <w:t xml:space="preserve">Answer key (teacher only)</w:t>
-      </w:r>
-    </w:p>
-    <w:p>
-      <w:pPr/>
-      <w:r>
-        <w:t xml:space="preserve">1 i · 2 l · 3 g · 4 j · 5 e · 6 m · 7 h · 8 b · 9 c · 10 k · 11 f · 12 d · 13 a</w:t>
-      </w:r>
-    </w:p>
     <w:sectPr>
       <w:pgSz w:w="11906" w:h="16838"/>
       <w:pgMar w:top="1440" w:right="1440" w:bottom="1440" w:left="1440" w:header="720" w:footer="720" w:gutter="0"/>

--- a/e1/speaking-listening/docs/task3-in-the-kitchen-questions-and-answers.docx
+++ b/e1/speaking-listening/docs/task3-in-the-kitchen-questions-and-answers.docx
@@ -4,6 +4,8 @@
   <w:body>
     <w:p>
       <w:pPr>
+        <w:keepNext/>
+        <w:spacing w:before="0" w:after="60" w:line="240" w:lineRule="auto"/>
         <w:jc w:val="right"/>
       </w:pPr>
       <w:r>
@@ -44,6 +46,7 @@
       <w:pPr>
         <w:pStyle w:val="Heading1"/>
         <w:keepNext/>
+        <w:spacing w:before="120" w:after="40" w:line="240" w:lineRule="auto"/>
       </w:pPr>
       <w:r>
         <w:t xml:space="preserve">In the Kitchen – Questions and Answers</w:t>
@@ -52,6 +55,7 @@
     <w:p>
       <w:pPr>
         <w:keepNext/>
+        <w:spacing w:before="0" w:after="60" w:line="240" w:lineRule="auto"/>
       </w:pPr>
       <w:r>
         <w:t xml:space="preserve">Name: ______________________    Date: ______________</w:t>
@@ -60,6 +64,7 @@
     <w:p>
       <w:pPr>
         <w:keepNext/>
+        <w:spacing w:before="0" w:after="60" w:line="240" w:lineRule="auto"/>
       </w:pPr>
       <w:r>
         <w:rPr>
@@ -69,7 +74,9 @@
       </w:r>
     </w:p>
     <w:p>
-      <w:pPr/>
+      <w:pPr>
+        <w:spacing w:before="0" w:after="60" w:line="240" w:lineRule="auto"/>
+      </w:pPr>
       <w:r>
         <w:drawing>
           <wp:inline distT="0" distB="0" distL="0" distR="0">
@@ -108,6 +115,8 @@
       <w:pPr>
         <w:pStyle w:val="Heading2"/>
         <w:keepNext/>
+        <w:pageBreakBefore/>
+        <w:spacing w:before="120" w:after="40" w:line="240" w:lineRule="auto"/>
       </w:pPr>
       <w:r>
         <w:t xml:space="preserve">Questions</w:t>
@@ -143,7 +152,9 @@
             <w:shd w:val="clear" w:color="auto" w:fill="F2F2F2"/>
           </w:tcPr>
           <w:p>
-            <w:pPr/>
+            <w:pPr>
+              <w:spacing w:before="0" w:after="60" w:line="240" w:lineRule="auto"/>
+            </w:pPr>
             <w:r>
               <w:t xml:space="preserve">No.</w:t>
             </w:r>
@@ -155,7 +166,9 @@
             <w:shd w:val="clear" w:color="auto" w:fill="F2F2F2"/>
           </w:tcPr>
           <w:p>
-            <w:pPr/>
+            <w:pPr>
+              <w:spacing w:before="0" w:after="60" w:line="240" w:lineRule="auto"/>
+            </w:pPr>
             <w:r>
               <w:t xml:space="preserve">Question</w:t>
             </w:r>
@@ -167,7 +180,9 @@
             <w:shd w:val="clear" w:color="auto" w:fill="F2F2F2"/>
           </w:tcPr>
           <w:p>
-            <w:pPr/>
+            <w:pPr>
+              <w:spacing w:before="0" w:after="60" w:line="240" w:lineRule="auto"/>
+            </w:pPr>
             <w:r>
               <w:t xml:space="preserve">Letter</w:t>
             </w:r>
@@ -180,7 +195,9 @@
             <w:tcW w:w="1035" w:type="dxa"/>
           </w:tcPr>
           <w:p>
-            <w:pPr/>
+            <w:pPr>
+              <w:spacing w:before="0" w:after="60" w:line="240" w:lineRule="auto"/>
+            </w:pPr>
             <w:r>
               <w:t xml:space="preserve">1</w:t>
             </w:r>
@@ -191,7 +208,9 @@
             <w:tcW w:w="7075" w:type="dxa"/>
           </w:tcPr>
           <w:p>
-            <w:pPr/>
+            <w:pPr>
+              <w:spacing w:before="0" w:after="60" w:line="240" w:lineRule="auto"/>
+            </w:pPr>
             <w:r>
               <w:t xml:space="preserve">What is on the wall?</w:t>
             </w:r>
@@ -202,7 +221,9 @@
             <w:tcW w:w="1249" w:type="dxa"/>
           </w:tcPr>
           <w:p>
-            <w:pPr/>
+            <w:pPr>
+              <w:spacing w:before="0" w:after="60" w:line="240" w:lineRule="auto"/>
+            </w:pPr>
           </w:p>
         </w:tc>
       </w:tr>
@@ -212,7 +233,9 @@
             <w:tcW w:w="1035" w:type="dxa"/>
           </w:tcPr>
           <w:p>
-            <w:pPr/>
+            <w:pPr>
+              <w:spacing w:before="0" w:after="60" w:line="240" w:lineRule="auto"/>
+            </w:pPr>
             <w:r>
               <w:t xml:space="preserve">2</w:t>
             </w:r>
@@ -223,7 +246,9 @@
             <w:tcW w:w="7075" w:type="dxa"/>
           </w:tcPr>
           <w:p>
-            <w:pPr/>
+            <w:pPr>
+              <w:spacing w:before="0" w:after="60" w:line="240" w:lineRule="auto"/>
+            </w:pPr>
             <w:r>
               <w:t xml:space="preserve">Who is cooking?</w:t>
             </w:r>
@@ -234,7 +259,9 @@
             <w:tcW w:w="1249" w:type="dxa"/>
           </w:tcPr>
           <w:p>
-            <w:pPr/>
+            <w:pPr>
+              <w:spacing w:before="0" w:after="60" w:line="240" w:lineRule="auto"/>
+            </w:pPr>
           </w:p>
         </w:tc>
       </w:tr>
@@ -244,7 +271,9 @@
             <w:tcW w:w="1035" w:type="dxa"/>
           </w:tcPr>
           <w:p>
-            <w:pPr/>
+            <w:pPr>
+              <w:spacing w:before="0" w:after="60" w:line="240" w:lineRule="auto"/>
+            </w:pPr>
             <w:r>
               <w:t xml:space="preserve">3</w:t>
             </w:r>
@@ -255,7 +284,9 @@
             <w:tcW w:w="7075" w:type="dxa"/>
           </w:tcPr>
           <w:p>
-            <w:pPr/>
+            <w:pPr>
+              <w:spacing w:before="0" w:after="60" w:line="240" w:lineRule="auto"/>
+            </w:pPr>
             <w:r>
               <w:t xml:space="preserve">Is there a table in the kitchen?</w:t>
             </w:r>
@@ -266,7 +297,9 @@
             <w:tcW w:w="1249" w:type="dxa"/>
           </w:tcPr>
           <w:p>
-            <w:pPr/>
+            <w:pPr>
+              <w:spacing w:before="0" w:after="60" w:line="240" w:lineRule="auto"/>
+            </w:pPr>
           </w:p>
         </w:tc>
       </w:tr>
@@ -276,7 +309,9 @@
             <w:tcW w:w="1035" w:type="dxa"/>
           </w:tcPr>
           <w:p>
-            <w:pPr/>
+            <w:pPr>
+              <w:spacing w:before="0" w:after="60" w:line="240" w:lineRule="auto"/>
+            </w:pPr>
             <w:r>
               <w:t xml:space="preserve">4</w:t>
             </w:r>
@@ -287,7 +322,9 @@
             <w:tcW w:w="7075" w:type="dxa"/>
           </w:tcPr>
           <w:p>
-            <w:pPr/>
+            <w:pPr>
+              <w:spacing w:before="0" w:after="60" w:line="240" w:lineRule="auto"/>
+            </w:pPr>
             <w:r>
               <w:t xml:space="preserve">Where is the food?</w:t>
             </w:r>
@@ -298,7 +335,9 @@
             <w:tcW w:w="1249" w:type="dxa"/>
           </w:tcPr>
           <w:p>
-            <w:pPr/>
+            <w:pPr>
+              <w:spacing w:before="0" w:after="60" w:line="240" w:lineRule="auto"/>
+            </w:pPr>
           </w:p>
         </w:tc>
       </w:tr>
@@ -308,7 +347,9 @@
             <w:tcW w:w="1035" w:type="dxa"/>
           </w:tcPr>
           <w:p>
-            <w:pPr/>
+            <w:pPr>
+              <w:spacing w:before="0" w:after="60" w:line="240" w:lineRule="auto"/>
+            </w:pPr>
             <w:r>
               <w:t xml:space="preserve">5</w:t>
             </w:r>
@@ -319,7 +360,9 @@
             <w:tcW w:w="7075" w:type="dxa"/>
           </w:tcPr>
           <w:p>
-            <w:pPr/>
+            <w:pPr>
+              <w:spacing w:before="0" w:after="60" w:line="240" w:lineRule="auto"/>
+            </w:pPr>
             <w:r>
               <w:t xml:space="preserve">How many apples are there on the table?</w:t>
             </w:r>
@@ -330,7 +373,9 @@
             <w:tcW w:w="1249" w:type="dxa"/>
           </w:tcPr>
           <w:p>
-            <w:pPr/>
+            <w:pPr>
+              <w:spacing w:before="0" w:after="60" w:line="240" w:lineRule="auto"/>
+            </w:pPr>
           </w:p>
         </w:tc>
       </w:tr>
@@ -340,7 +385,9 @@
             <w:tcW w:w="1035" w:type="dxa"/>
           </w:tcPr>
           <w:p>
-            <w:pPr/>
+            <w:pPr>
+              <w:spacing w:before="0" w:after="60" w:line="240" w:lineRule="auto"/>
+            </w:pPr>
             <w:r>
               <w:t xml:space="preserve">6</w:t>
             </w:r>
@@ -351,7 +398,9 @@
             <w:tcW w:w="7075" w:type="dxa"/>
           </w:tcPr>
           <w:p>
-            <w:pPr/>
+            <w:pPr>
+              <w:spacing w:before="0" w:after="60" w:line="240" w:lineRule="auto"/>
+            </w:pPr>
             <w:r>
               <w:t xml:space="preserve">Is there a refrigerator in the kitchen?</w:t>
             </w:r>
@@ -362,7 +411,9 @@
             <w:tcW w:w="1249" w:type="dxa"/>
           </w:tcPr>
           <w:p>
-            <w:pPr/>
+            <w:pPr>
+              <w:spacing w:before="0" w:after="60" w:line="240" w:lineRule="auto"/>
+            </w:pPr>
           </w:p>
         </w:tc>
       </w:tr>
@@ -372,7 +423,9 @@
             <w:tcW w:w="1035" w:type="dxa"/>
           </w:tcPr>
           <w:p>
-            <w:pPr/>
+            <w:pPr>
+              <w:spacing w:before="0" w:after="60" w:line="240" w:lineRule="auto"/>
+            </w:pPr>
             <w:r>
               <w:t xml:space="preserve">7</w:t>
             </w:r>
@@ -383,7 +436,9 @@
             <w:tcW w:w="7075" w:type="dxa"/>
           </w:tcPr>
           <w:p>
-            <w:pPr/>
+            <w:pPr>
+              <w:spacing w:before="0" w:after="60" w:line="240" w:lineRule="auto"/>
+            </w:pPr>
             <w:r>
               <w:t xml:space="preserve">What is between the woman and the cooker?</w:t>
             </w:r>
@@ -394,7 +449,9 @@
             <w:tcW w:w="1249" w:type="dxa"/>
           </w:tcPr>
           <w:p>
-            <w:pPr/>
+            <w:pPr>
+              <w:spacing w:before="0" w:after="60" w:line="240" w:lineRule="auto"/>
+            </w:pPr>
           </w:p>
         </w:tc>
       </w:tr>
@@ -404,7 +461,9 @@
             <w:tcW w:w="1035" w:type="dxa"/>
           </w:tcPr>
           <w:p>
-            <w:pPr/>
+            <w:pPr>
+              <w:spacing w:before="0" w:after="60" w:line="240" w:lineRule="auto"/>
+            </w:pPr>
             <w:r>
               <w:t xml:space="preserve">8</w:t>
             </w:r>
@@ -415,7 +474,9 @@
             <w:tcW w:w="7075" w:type="dxa"/>
           </w:tcPr>
           <w:p>
-            <w:pPr/>
+            <w:pPr>
+              <w:spacing w:before="0" w:after="60" w:line="240" w:lineRule="auto"/>
+            </w:pPr>
             <w:r>
               <w:t xml:space="preserve">Where is the sun?</w:t>
             </w:r>
@@ -426,7 +487,9 @@
             <w:tcW w:w="1249" w:type="dxa"/>
           </w:tcPr>
           <w:p>
-            <w:pPr/>
+            <w:pPr>
+              <w:spacing w:before="0" w:after="60" w:line="240" w:lineRule="auto"/>
+            </w:pPr>
           </w:p>
         </w:tc>
       </w:tr>
@@ -436,7 +499,9 @@
             <w:tcW w:w="1035" w:type="dxa"/>
           </w:tcPr>
           <w:p>
-            <w:pPr/>
+            <w:pPr>
+              <w:spacing w:before="0" w:after="60" w:line="240" w:lineRule="auto"/>
+            </w:pPr>
             <w:r>
               <w:t xml:space="preserve">9</w:t>
             </w:r>
@@ -447,7 +512,9 @@
             <w:tcW w:w="7075" w:type="dxa"/>
           </w:tcPr>
           <w:p>
-            <w:pPr/>
+            <w:pPr>
+              <w:spacing w:before="0" w:after="60" w:line="240" w:lineRule="auto"/>
+            </w:pPr>
             <w:r>
               <w:t xml:space="preserve">What is on the chair?</w:t>
             </w:r>
@@ -458,7 +525,9 @@
             <w:tcW w:w="1249" w:type="dxa"/>
           </w:tcPr>
           <w:p>
-            <w:pPr/>
+            <w:pPr>
+              <w:spacing w:before="0" w:after="60" w:line="240" w:lineRule="auto"/>
+            </w:pPr>
           </w:p>
         </w:tc>
       </w:tr>
@@ -468,7 +537,9 @@
             <w:tcW w:w="1035" w:type="dxa"/>
           </w:tcPr>
           <w:p>
-            <w:pPr/>
+            <w:pPr>
+              <w:spacing w:before="0" w:after="60" w:line="240" w:lineRule="auto"/>
+            </w:pPr>
             <w:r>
               <w:t xml:space="preserve">10</w:t>
             </w:r>
@@ -479,7 +550,9 @@
             <w:tcW w:w="7075" w:type="dxa"/>
           </w:tcPr>
           <w:p>
-            <w:pPr/>
+            <w:pPr>
+              <w:spacing w:before="0" w:after="60" w:line="240" w:lineRule="auto"/>
+            </w:pPr>
             <w:r>
               <w:t xml:space="preserve">Are there windows in the kitchen?</w:t>
             </w:r>
@@ -490,7 +563,9 @@
             <w:tcW w:w="1249" w:type="dxa"/>
           </w:tcPr>
           <w:p>
-            <w:pPr/>
+            <w:pPr>
+              <w:spacing w:before="0" w:after="60" w:line="240" w:lineRule="auto"/>
+            </w:pPr>
           </w:p>
         </w:tc>
       </w:tr>
@@ -500,7 +575,9 @@
             <w:tcW w:w="1035" w:type="dxa"/>
           </w:tcPr>
           <w:p>
-            <w:pPr/>
+            <w:pPr>
+              <w:spacing w:before="0" w:after="60" w:line="240" w:lineRule="auto"/>
+            </w:pPr>
             <w:r>
               <w:t xml:space="preserve">11</w:t>
             </w:r>
@@ -511,7 +588,9 @@
             <w:tcW w:w="7075" w:type="dxa"/>
           </w:tcPr>
           <w:p>
-            <w:pPr/>
+            <w:pPr>
+              <w:spacing w:before="0" w:after="60" w:line="240" w:lineRule="auto"/>
+            </w:pPr>
             <w:r>
               <w:t xml:space="preserve">What is on the stove?</w:t>
             </w:r>
@@ -522,7 +601,9 @@
             <w:tcW w:w="1249" w:type="dxa"/>
           </w:tcPr>
           <w:p>
-            <w:pPr/>
+            <w:pPr>
+              <w:spacing w:before="0" w:after="60" w:line="240" w:lineRule="auto"/>
+            </w:pPr>
           </w:p>
         </w:tc>
       </w:tr>
@@ -532,7 +613,9 @@
             <w:tcW w:w="1035" w:type="dxa"/>
           </w:tcPr>
           <w:p>
-            <w:pPr/>
+            <w:pPr>
+              <w:spacing w:before="0" w:after="60" w:line="240" w:lineRule="auto"/>
+            </w:pPr>
             <w:r>
               <w:t xml:space="preserve">12</w:t>
             </w:r>
@@ -543,7 +626,9 @@
             <w:tcW w:w="7075" w:type="dxa"/>
           </w:tcPr>
           <w:p>
-            <w:pPr/>
+            <w:pPr>
+              <w:spacing w:before="0" w:after="60" w:line="240" w:lineRule="auto"/>
+            </w:pPr>
             <w:r>
               <w:t xml:space="preserve">Who is next to the fridge?</w:t>
             </w:r>
@@ -554,7 +639,9 @@
             <w:tcW w:w="1249" w:type="dxa"/>
           </w:tcPr>
           <w:p>
-            <w:pPr/>
+            <w:pPr>
+              <w:spacing w:before="0" w:after="60" w:line="240" w:lineRule="auto"/>
+            </w:pPr>
           </w:p>
         </w:tc>
       </w:tr>
@@ -564,7 +651,9 @@
             <w:tcW w:w="1035" w:type="dxa"/>
           </w:tcPr>
           <w:p>
-            <w:pPr/>
+            <w:pPr>
+              <w:spacing w:before="0" w:after="60" w:line="240" w:lineRule="auto"/>
+            </w:pPr>
             <w:r>
               <w:t xml:space="preserve">13</w:t>
             </w:r>
@@ -575,7 +664,9 @@
             <w:tcW w:w="7075" w:type="dxa"/>
           </w:tcPr>
           <w:p>
-            <w:pPr/>
+            <w:pPr>
+              <w:spacing w:before="0" w:after="60" w:line="240" w:lineRule="auto"/>
+            </w:pPr>
             <w:r>
               <w:t xml:space="preserve">Is there a cooker in the kitchen?</w:t>
             </w:r>
@@ -586,7 +677,9 @@
             <w:tcW w:w="1249" w:type="dxa"/>
           </w:tcPr>
           <w:p>
-            <w:pPr/>
+            <w:pPr>
+              <w:spacing w:before="0" w:after="60" w:line="240" w:lineRule="auto"/>
+            </w:pPr>
           </w:p>
         </w:tc>
       </w:tr>
@@ -595,6 +688,7 @@
       <w:pPr>
         <w:pStyle w:val="Heading2"/>
         <w:keepNext/>
+        <w:spacing w:before="840" w:after="40" w:line="240" w:lineRule="auto"/>
       </w:pPr>
       <w:r>
         <w:t xml:space="preserve">Answers</w:t>
@@ -629,7 +723,9 @@
             <w:shd w:val="clear" w:color="auto" w:fill="F2F2F2"/>
           </w:tcPr>
           <w:p>
-            <w:pPr/>
+            <w:pPr>
+              <w:spacing w:before="0" w:after="60" w:line="240" w:lineRule="auto"/>
+            </w:pPr>
             <w:r>
               <w:t xml:space="preserve">Letter</w:t>
             </w:r>
@@ -641,7 +737,9 @@
             <w:shd w:val="clear" w:color="auto" w:fill="F2F2F2"/>
           </w:tcPr>
           <w:p>
-            <w:pPr/>
+            <w:pPr>
+              <w:spacing w:before="0" w:after="60" w:line="240" w:lineRule="auto"/>
+            </w:pPr>
             <w:r>
               <w:t xml:space="preserve">Answer</w:t>
             </w:r>
@@ -654,7 +752,9 @@
             <w:tcW w:w="1405" w:type="dxa"/>
           </w:tcPr>
           <w:p>
-            <w:pPr/>
+            <w:pPr>
+              <w:spacing w:before="0" w:after="60" w:line="240" w:lineRule="auto"/>
+            </w:pPr>
             <w:r>
               <w:t xml:space="preserve">a</w:t>
             </w:r>
@@ -665,7 +765,9 @@
             <w:tcW w:w="7954" w:type="dxa"/>
           </w:tcPr>
           <w:p>
-            <w:pPr/>
+            <w:pPr>
+              <w:spacing w:before="0" w:after="60" w:line="240" w:lineRule="auto"/>
+            </w:pPr>
             <w:r>
               <w:t xml:space="preserve">There is a cooker in the kitchen.</w:t>
             </w:r>
@@ -678,7 +780,9 @@
             <w:tcW w:w="1405" w:type="dxa"/>
           </w:tcPr>
           <w:p>
-            <w:pPr/>
+            <w:pPr>
+              <w:spacing w:before="0" w:after="60" w:line="240" w:lineRule="auto"/>
+            </w:pPr>
             <w:r>
               <w:t xml:space="preserve">b</w:t>
             </w:r>
@@ -689,7 +793,9 @@
             <w:tcW w:w="7954" w:type="dxa"/>
           </w:tcPr>
           <w:p>
-            <w:pPr/>
+            <w:pPr>
+              <w:spacing w:before="0" w:after="60" w:line="240" w:lineRule="auto"/>
+            </w:pPr>
             <w:r>
               <w:t xml:space="preserve">The sun is in the sky.</w:t>
             </w:r>
@@ -702,7 +808,9 @@
             <w:tcW w:w="1405" w:type="dxa"/>
           </w:tcPr>
           <w:p>
-            <w:pPr/>
+            <w:pPr>
+              <w:spacing w:before="0" w:after="60" w:line="240" w:lineRule="auto"/>
+            </w:pPr>
             <w:r>
               <w:t xml:space="preserve">c</w:t>
             </w:r>
@@ -713,7 +821,9 @@
             <w:tcW w:w="7954" w:type="dxa"/>
           </w:tcPr>
           <w:p>
-            <w:pPr/>
+            <w:pPr>
+              <w:spacing w:before="0" w:after="60" w:line="240" w:lineRule="auto"/>
+            </w:pPr>
             <w:r>
               <w:t xml:space="preserve">There is a cat on the chair.</w:t>
             </w:r>
@@ -726,7 +836,9 @@
             <w:tcW w:w="1405" w:type="dxa"/>
           </w:tcPr>
           <w:p>
-            <w:pPr/>
+            <w:pPr>
+              <w:spacing w:before="0" w:after="60" w:line="240" w:lineRule="auto"/>
+            </w:pPr>
             <w:r>
               <w:t xml:space="preserve">d</w:t>
             </w:r>
@@ -737,7 +849,9 @@
             <w:tcW w:w="7954" w:type="dxa"/>
           </w:tcPr>
           <w:p>
-            <w:pPr/>
+            <w:pPr>
+              <w:spacing w:before="0" w:after="60" w:line="240" w:lineRule="auto"/>
+            </w:pPr>
             <w:r>
               <w:t xml:space="preserve">There is a woman next to the fridge.</w:t>
             </w:r>
@@ -750,7 +864,9 @@
             <w:tcW w:w="1405" w:type="dxa"/>
           </w:tcPr>
           <w:p>
-            <w:pPr/>
+            <w:pPr>
+              <w:spacing w:before="0" w:after="60" w:line="240" w:lineRule="auto"/>
+            </w:pPr>
             <w:r>
               <w:t xml:space="preserve">e</w:t>
             </w:r>
@@ -761,7 +877,9 @@
             <w:tcW w:w="7954" w:type="dxa"/>
           </w:tcPr>
           <w:p>
-            <w:pPr/>
+            <w:pPr>
+              <w:spacing w:before="0" w:after="60" w:line="240" w:lineRule="auto"/>
+            </w:pPr>
             <w:r>
               <w:t xml:space="preserve">There are three green apples on the table.</w:t>
             </w:r>
@@ -774,7 +892,9 @@
             <w:tcW w:w="1405" w:type="dxa"/>
           </w:tcPr>
           <w:p>
-            <w:pPr/>
+            <w:pPr>
+              <w:spacing w:before="0" w:after="60" w:line="240" w:lineRule="auto"/>
+            </w:pPr>
             <w:r>
               <w:t xml:space="preserve">f</w:t>
             </w:r>
@@ -785,7 +905,9 @@
             <w:tcW w:w="7954" w:type="dxa"/>
           </w:tcPr>
           <w:p>
-            <w:pPr/>
+            <w:pPr>
+              <w:spacing w:before="0" w:after="60" w:line="240" w:lineRule="auto"/>
+            </w:pPr>
             <w:r>
               <w:t xml:space="preserve">There is a pan on the stove.</w:t>
             </w:r>
@@ -798,7 +920,9 @@
             <w:tcW w:w="1405" w:type="dxa"/>
           </w:tcPr>
           <w:p>
-            <w:pPr/>
+            <w:pPr>
+              <w:spacing w:before="0" w:after="60" w:line="240" w:lineRule="auto"/>
+            </w:pPr>
             <w:r>
               <w:t xml:space="preserve">g</w:t>
             </w:r>
@@ -809,7 +933,9 @@
             <w:tcW w:w="7954" w:type="dxa"/>
           </w:tcPr>
           <w:p>
-            <w:pPr/>
+            <w:pPr>
+              <w:spacing w:before="0" w:after="60" w:line="240" w:lineRule="auto"/>
+            </w:pPr>
             <w:r>
               <w:t xml:space="preserve">There is a table in the kitchen.</w:t>
             </w:r>
@@ -822,7 +948,9 @@
             <w:tcW w:w="1405" w:type="dxa"/>
           </w:tcPr>
           <w:p>
-            <w:pPr/>
+            <w:pPr>
+              <w:spacing w:before="0" w:after="60" w:line="240" w:lineRule="auto"/>
+            </w:pPr>
             <w:r>
               <w:t xml:space="preserve">h</w:t>
             </w:r>
@@ -833,7 +961,9 @@
             <w:tcW w:w="7954" w:type="dxa"/>
           </w:tcPr>
           <w:p>
-            <w:pPr/>
+            <w:pPr>
+              <w:spacing w:before="0" w:after="60" w:line="240" w:lineRule="auto"/>
+            </w:pPr>
             <w:r>
               <w:t xml:space="preserve">The fridge is between the woman and the cooker.</w:t>
             </w:r>
@@ -846,7 +976,9 @@
             <w:tcW w:w="1405" w:type="dxa"/>
           </w:tcPr>
           <w:p>
-            <w:pPr/>
+            <w:pPr>
+              <w:spacing w:before="0" w:after="60" w:line="240" w:lineRule="auto"/>
+            </w:pPr>
             <w:r>
               <w:t xml:space="preserve">i</w:t>
             </w:r>
@@ -857,7 +989,9 @@
             <w:tcW w:w="7954" w:type="dxa"/>
           </w:tcPr>
           <w:p>
-            <w:pPr/>
+            <w:pPr>
+              <w:spacing w:before="0" w:after="60" w:line="240" w:lineRule="auto"/>
+            </w:pPr>
             <w:r>
               <w:t xml:space="preserve">There is a clock on the wall.</w:t>
             </w:r>
@@ -870,7 +1004,9 @@
             <w:tcW w:w="1405" w:type="dxa"/>
           </w:tcPr>
           <w:p>
-            <w:pPr/>
+            <w:pPr>
+              <w:spacing w:before="0" w:after="60" w:line="240" w:lineRule="auto"/>
+            </w:pPr>
             <w:r>
               <w:t xml:space="preserve">j</w:t>
             </w:r>
@@ -881,7 +1017,9 @@
             <w:tcW w:w="7954" w:type="dxa"/>
           </w:tcPr>
           <w:p>
-            <w:pPr/>
+            <w:pPr>
+              <w:spacing w:before="0" w:after="60" w:line="240" w:lineRule="auto"/>
+            </w:pPr>
             <w:r>
               <w:t xml:space="preserve">The food is on the table.</w:t>
             </w:r>
@@ -894,7 +1032,9 @@
             <w:tcW w:w="1405" w:type="dxa"/>
           </w:tcPr>
           <w:p>
-            <w:pPr/>
+            <w:pPr>
+              <w:spacing w:before="0" w:after="60" w:line="240" w:lineRule="auto"/>
+            </w:pPr>
             <w:r>
               <w:t xml:space="preserve">k</w:t>
             </w:r>
@@ -905,7 +1045,9 @@
             <w:tcW w:w="7954" w:type="dxa"/>
           </w:tcPr>
           <w:p>
-            <w:pPr/>
+            <w:pPr>
+              <w:spacing w:before="0" w:after="60" w:line="240" w:lineRule="auto"/>
+            </w:pPr>
             <w:r>
               <w:t xml:space="preserve">There are windows in the kitchen.</w:t>
             </w:r>
@@ -918,7 +1060,9 @@
             <w:tcW w:w="1405" w:type="dxa"/>
           </w:tcPr>
           <w:p>
-            <w:pPr/>
+            <w:pPr>
+              <w:spacing w:before="0" w:after="60" w:line="240" w:lineRule="auto"/>
+            </w:pPr>
             <w:r>
               <w:t xml:space="preserve">l</w:t>
             </w:r>
@@ -929,7 +1073,9 @@
             <w:tcW w:w="7954" w:type="dxa"/>
           </w:tcPr>
           <w:p>
-            <w:pPr/>
+            <w:pPr>
+              <w:spacing w:before="0" w:after="60" w:line="240" w:lineRule="auto"/>
+            </w:pPr>
             <w:r>
               <w:t xml:space="preserve">There is a woman cooking.</w:t>
             </w:r>
@@ -942,7 +1088,9 @@
             <w:tcW w:w="1405" w:type="dxa"/>
           </w:tcPr>
           <w:p>
-            <w:pPr/>
+            <w:pPr>
+              <w:spacing w:before="0" w:after="60" w:line="240" w:lineRule="auto"/>
+            </w:pPr>
             <w:r>
               <w:t xml:space="preserve">m</w:t>
             </w:r>
@@ -953,7 +1101,9 @@
             <w:tcW w:w="7954" w:type="dxa"/>
           </w:tcPr>
           <w:p>
-            <w:pPr/>
+            <w:pPr>
+              <w:spacing w:before="0" w:after="60" w:line="240" w:lineRule="auto"/>
+            </w:pPr>
             <w:r>
               <w:t xml:space="preserve">There is a refrigerator in the kitchen.</w:t>
             </w:r>
@@ -963,7 +1113,7 @@
     </w:tbl>
     <w:sectPr>
       <w:pgSz w:w="11906" w:h="16838"/>
-      <w:pgMar w:top="1440" w:right="1440" w:bottom="1440" w:left="1440" w:header="720" w:footer="720" w:gutter="0"/>
+      <w:pgMar w:top="680" w:right="737" w:bottom="680" w:left="737" w:header="340" w:footer="340" w:gutter="0"/>
     </w:sectPr>
   </w:body>
 </w:document>
